--- a/Module 2 Presentation/Module 2.docx
+++ b/Module 2 Presentation/Module 2.docx
@@ -71,11 +71,17 @@
       </w:r>
       <w:r>
         <w:br/>
-        <w:t>Email: your email id</w:t>
+        <w:t xml:space="preserve">Email: </w:t>
+      </w:r>
+      <w:r>
+        <w:t>cse.220840131125@gmail.com</w:t>
       </w:r>
       <w:r>
         <w:br/>
-        <w:t>Mobile: your phone number</w:t>
+        <w:t xml:space="preserve">Mobile: </w:t>
+      </w:r>
+      <w:r>
+        <w:t>9313720684</w:t>
       </w:r>
       <w:r>
         <w:br/>
@@ -258,17 +264,7 @@
           <w:szCs w:val="28"/>
         </w:rPr>
         <w:lastRenderedPageBreak/>
-        <w:t xml:space="preserve">Q.2 </w:t>
-      </w:r>
-      <w:r>
-        <w:rPr>
-          <w:rFonts w:ascii="Times New Roman" w:hAnsi="Times New Roman" w:cs="Times New Roman"/>
-          <w:b/>
-          <w:bCs/>
-          <w:sz w:val="28"/>
-          <w:szCs w:val="28"/>
-        </w:rPr>
-        <w:t>Portfolio</w:t>
+        <w:t>Q.2 Portfolio</w:t>
       </w:r>
     </w:p>
     <w:p>
@@ -1297,7 +1293,15 @@
           <w:szCs w:val="24"/>
         </w:rPr>
         <w:br/>
-        <w:t>Email: your email id</w:t>
+        <w:t xml:space="preserve">Email: </w:t>
+      </w:r>
+      <w:r>
+        <w:rPr>
+          <w:rFonts w:ascii="Times New Roman" w:eastAsia="Times New Roman" w:hAnsi="Times New Roman" w:cs="Times New Roman"/>
+          <w:sz w:val="24"/>
+          <w:szCs w:val="24"/>
+        </w:rPr>
+        <w:t>cse.220840131125@gmail.com</w:t>
       </w:r>
       <w:r>
         <w:rPr>
@@ -1306,7 +1310,15 @@
           <w:szCs w:val="24"/>
         </w:rPr>
         <w:br/>
-        <w:t>Mobile: your phone number</w:t>
+        <w:t xml:space="preserve">Mobile: </w:t>
+      </w:r>
+      <w:r>
+        <w:rPr>
+          <w:rFonts w:ascii="Times New Roman" w:eastAsia="Times New Roman" w:hAnsi="Times New Roman" w:cs="Times New Roman"/>
+          <w:sz w:val="24"/>
+          <w:szCs w:val="24"/>
+        </w:rPr>
+        <w:t>9313720684</w:t>
       </w:r>
       <w:r>
         <w:rPr>
